--- a/TZ_primer_sayt (1).docx
+++ b/TZ_primer_sayt (1).docx
@@ -9689,7 +9689,7 @@
         <w:t xml:space="preserve"> </w:t>
       </w:r>
       <w:r>
-        <w:t>24</w:t>
+        <w:t>27</w:t>
       </w:r>
       <w:r>
         <w:rPr>
@@ -9698,8 +9698,10 @@
         <w:t xml:space="preserve"> </w:t>
       </w:r>
       <w:r>
-        <w:t>февраля</w:t>
-      </w:r>
+        <w:t>марта</w:t>
+      </w:r>
+      <w:bookmarkStart w:id="6" w:name="_GoBack"/>
+      <w:bookmarkEnd w:id="6"/>
       <w:r>
         <w:rPr>
           <w:spacing w:val="-5"/>
@@ -9772,8 +9774,8 @@
         <w:spacing w:before="1"/>
         <w:ind w:left="567" w:hanging="565"/>
       </w:pPr>
-      <w:bookmarkStart w:id="6" w:name="_bookmark6"/>
-      <w:bookmarkEnd w:id="6"/>
+      <w:bookmarkStart w:id="7" w:name="_bookmark6"/>
+      <w:bookmarkEnd w:id="7"/>
       <w:r>
         <w:t>Порядок</w:t>
       </w:r>
@@ -9950,8 +9952,8 @@
         <w:spacing w:before="74"/>
         <w:ind w:left="358" w:hanging="356"/>
       </w:pPr>
-      <w:bookmarkStart w:id="7" w:name="_bookmark7"/>
-      <w:bookmarkEnd w:id="7"/>
+      <w:bookmarkStart w:id="8" w:name="_bookmark7"/>
+      <w:bookmarkEnd w:id="8"/>
       <w:r>
         <w:lastRenderedPageBreak/>
         <w:t>НАЗНАЧЕНИЕ</w:t>
@@ -10023,8 +10025,8 @@
         </w:tabs>
         <w:ind w:left="567" w:hanging="565"/>
       </w:pPr>
-      <w:bookmarkStart w:id="8" w:name="_bookmark8"/>
-      <w:bookmarkEnd w:id="8"/>
+      <w:bookmarkStart w:id="9" w:name="_bookmark8"/>
+      <w:bookmarkEnd w:id="9"/>
       <w:r>
         <w:t>Назначение</w:t>
       </w:r>
@@ -10108,8 +10110,8 @@
         </w:tabs>
         <w:ind w:left="567" w:hanging="565"/>
       </w:pPr>
-      <w:bookmarkStart w:id="9" w:name="_bookmark9"/>
-      <w:bookmarkEnd w:id="9"/>
+      <w:bookmarkStart w:id="10" w:name="_bookmark9"/>
+      <w:bookmarkEnd w:id="10"/>
       <w:r>
         <w:t>Цели</w:t>
       </w:r>
@@ -10154,8 +10156,8 @@
         <w:spacing w:before="161"/>
         <w:ind w:left="706" w:hanging="704"/>
       </w:pPr>
-      <w:bookmarkStart w:id="10" w:name="_bookmark10"/>
-      <w:bookmarkEnd w:id="10"/>
+      <w:bookmarkStart w:id="11" w:name="_bookmark10"/>
+      <w:bookmarkEnd w:id="11"/>
       <w:r>
         <w:t>Основные</w:t>
       </w:r>
@@ -10321,8 +10323,8 @@
         </w:tabs>
         <w:ind w:left="706" w:hanging="704"/>
       </w:pPr>
-      <w:bookmarkStart w:id="11" w:name="_bookmark11"/>
-      <w:bookmarkEnd w:id="11"/>
+      <w:bookmarkStart w:id="12" w:name="_bookmark11"/>
+      <w:bookmarkEnd w:id="12"/>
       <w:r>
         <w:t>Целевая</w:t>
       </w:r>
@@ -10563,8 +10565,8 @@
         <w:spacing w:before="74"/>
         <w:ind w:left="358" w:hanging="356"/>
       </w:pPr>
-      <w:bookmarkStart w:id="12" w:name="_bookmark12"/>
-      <w:bookmarkEnd w:id="12"/>
+      <w:bookmarkStart w:id="13" w:name="_bookmark12"/>
+      <w:bookmarkEnd w:id="13"/>
       <w:r>
         <w:lastRenderedPageBreak/>
         <w:t>Требования</w:t>
@@ -10612,8 +10614,8 @@
         </w:tabs>
         <w:ind w:left="567" w:hanging="565"/>
       </w:pPr>
-      <w:bookmarkStart w:id="13" w:name="_bookmark13"/>
-      <w:bookmarkEnd w:id="13"/>
+      <w:bookmarkStart w:id="14" w:name="_bookmark13"/>
+      <w:bookmarkEnd w:id="14"/>
       <w:r>
         <w:t>Требования</w:t>
       </w:r>
@@ -10676,8 +10678,8 @@
         <w:spacing w:before="161"/>
         <w:ind w:left="706" w:hanging="704"/>
       </w:pPr>
-      <w:bookmarkStart w:id="14" w:name="_bookmark14"/>
-      <w:bookmarkEnd w:id="14"/>
+      <w:bookmarkStart w:id="15" w:name="_bookmark14"/>
+      <w:bookmarkEnd w:id="15"/>
       <w:r>
         <w:t>Требования</w:t>
       </w:r>
@@ -10808,8 +10810,8 @@
         </w:tabs>
         <w:ind w:left="567" w:hanging="565"/>
       </w:pPr>
-      <w:bookmarkStart w:id="15" w:name="_bookmark15"/>
-      <w:bookmarkEnd w:id="15"/>
+      <w:bookmarkStart w:id="16" w:name="_bookmark15"/>
+      <w:bookmarkEnd w:id="16"/>
       <w:r>
         <w:t>Требования</w:t>
       </w:r>
@@ -10889,8 +10891,8 @@
         <w:spacing w:before="161"/>
         <w:ind w:left="706" w:hanging="704"/>
       </w:pPr>
-      <w:bookmarkStart w:id="16" w:name="_bookmark16"/>
-      <w:bookmarkEnd w:id="16"/>
+      <w:bookmarkStart w:id="17" w:name="_bookmark16"/>
+      <w:bookmarkEnd w:id="17"/>
       <w:r>
         <w:t>Основные</w:t>
       </w:r>
@@ -11446,8 +11448,8 @@
         <w:spacing w:before="74"/>
         <w:ind w:left="358" w:hanging="356"/>
       </w:pPr>
-      <w:bookmarkStart w:id="17" w:name="_bookmark17"/>
-      <w:bookmarkEnd w:id="17"/>
+      <w:bookmarkStart w:id="18" w:name="_bookmark17"/>
+      <w:bookmarkEnd w:id="18"/>
       <w:r>
         <w:lastRenderedPageBreak/>
         <w:t>Требования</w:t>
@@ -11524,8 +11526,8 @@
         </w:tabs>
         <w:ind w:left="567" w:hanging="565"/>
       </w:pPr>
-      <w:bookmarkStart w:id="18" w:name="_bookmark18"/>
-      <w:bookmarkEnd w:id="18"/>
+      <w:bookmarkStart w:id="19" w:name="_bookmark18"/>
+      <w:bookmarkEnd w:id="19"/>
       <w:r>
         <w:t>Требования</w:t>
       </w:r>
@@ -11588,8 +11590,8 @@
         <w:spacing w:before="161"/>
         <w:ind w:left="706" w:hanging="704"/>
       </w:pPr>
-      <w:bookmarkStart w:id="19" w:name="_bookmark19"/>
-      <w:bookmarkEnd w:id="19"/>
+      <w:bookmarkStart w:id="20" w:name="_bookmark19"/>
+      <w:bookmarkEnd w:id="20"/>
       <w:r>
         <w:t>Требования</w:t>
       </w:r>
@@ -13282,8 +13284,8 @@
         <w:spacing w:before="74"/>
         <w:ind w:left="358" w:hanging="356"/>
       </w:pPr>
-      <w:bookmarkStart w:id="20" w:name="_bookmark20"/>
-      <w:bookmarkEnd w:id="20"/>
+      <w:bookmarkStart w:id="21" w:name="_bookmark20"/>
+      <w:bookmarkEnd w:id="21"/>
       <w:r>
         <w:lastRenderedPageBreak/>
         <w:t>Требования</w:t>
@@ -13331,8 +13333,8 @@
         </w:tabs>
         <w:ind w:left="567" w:hanging="565"/>
       </w:pPr>
-      <w:bookmarkStart w:id="21" w:name="_bookmark21"/>
-      <w:bookmarkEnd w:id="21"/>
+      <w:bookmarkStart w:id="22" w:name="_bookmark21"/>
+      <w:bookmarkEnd w:id="22"/>
       <w:r>
         <w:t>Общие</w:t>
       </w:r>
@@ -13430,8 +13432,8 @@
         </w:tabs>
         <w:ind w:left="706" w:hanging="704"/>
       </w:pPr>
-      <w:bookmarkStart w:id="22" w:name="_bookmark22"/>
-      <w:bookmarkEnd w:id="22"/>
+      <w:bookmarkStart w:id="23" w:name="_bookmark22"/>
+      <w:bookmarkEnd w:id="23"/>
       <w:r>
         <w:t>Типовые</w:t>
       </w:r>
@@ -13823,8 +13825,8 @@
         <w:spacing w:before="1"/>
         <w:ind w:left="567" w:hanging="565"/>
       </w:pPr>
-      <w:bookmarkStart w:id="23" w:name="_bookmark23"/>
-      <w:bookmarkEnd w:id="23"/>
+      <w:bookmarkStart w:id="24" w:name="_bookmark23"/>
+      <w:bookmarkEnd w:id="24"/>
       <w:r>
         <w:t>Порядок</w:t>
       </w:r>
@@ -13983,8 +13985,6 @@
         <w:ind w:left="2" w:right="138"/>
         <w:jc w:val="both"/>
       </w:pPr>
-      <w:bookmarkStart w:id="24" w:name="_GoBack"/>
-      <w:bookmarkEnd w:id="24"/>
       <w:proofErr w:type="spellStart"/>
       <w:proofErr w:type="gramStart"/>
       <w:r>
@@ -18047,7 +18047,7 @@
                               <w:spacing w:val="-5"/>
                               <w:sz w:val="20"/>
                             </w:rPr>
-                            <w:t>16</w:t>
+                            <w:t>7</w:t>
                           </w:r>
                           <w:r>
                             <w:rPr>
@@ -18113,7 +18113,7 @@
                         <w:spacing w:val="-5"/>
                         <w:sz w:val="20"/>
                       </w:rPr>
-                      <w:t>16</w:t>
+                      <w:t>7</w:t>
                     </w:r>
                     <w:r>
                       <w:rPr>
@@ -20924,7 +20924,7 @@
 </file>
 
 <file path=customXml/itemProps1.xml><?xml version="1.0" encoding="utf-8"?>
-<ds:datastoreItem xmlns:ds="http://schemas.openxmlformats.org/officeDocument/2006/customXml" ds:itemID="{0FC1540D-96F6-428E-BD3A-B1783F2EB4D2}">
+<ds:datastoreItem xmlns:ds="http://schemas.openxmlformats.org/officeDocument/2006/customXml" ds:itemID="{4F5F4F93-E053-4C9D-8856-A85D6A8F1C10}">
   <ds:schemaRefs>
     <ds:schemaRef ds:uri="http://schemas.openxmlformats.org/officeDocument/2006/bibliography"/>
   </ds:schemaRefs>
